--- a/docassemble/AKA2JBranding/data/templates/appeal_contact_parent_content.docx
+++ b/docassemble/AKA2JBranding/data/templates/appeal_contact_parent_content.docx
@@ -122,34 +122,43 @@
         <w:t>Motion</w:t>
       </w:r>
       <w:r>
-        <w:t xml:space="preserve"> </w:t>
+        <w:rPr>
+          <w:b/>
+        </w:rPr>
+        <w:t>, SHS-AP 400</w:t>
+      </w:r>
+      <w:r>
+        <w:t xml:space="preserve"> </w:t>
+      </w:r>
+      <w:r>
+        <w:t>[</w:t>
       </w:r>
       <w:hyperlink r:id="rId8" w:tgtFrame="_blank" w:history="1">
         <w:r>
           <w:rPr>
             <w:rStyle w:val="Hyperlink"/>
           </w:rPr>
-          <w:t>SHS-AP</w:t>
+          <w:t>Word document</w:t>
         </w:r>
+      </w:hyperlink>
+      <w:r>
+        <w:rPr>
+          <w:rStyle w:val="Hyperlink"/>
+          <w:color w:val="auto"/>
+        </w:rPr>
+        <w:t>]</w:t>
+      </w:r>
+      <w:r>
+        <w:br/>
+      </w:r>
+      <w:hyperlink r:id="rId9" w:history="1">
         <w:r>
           <w:rPr>
             <w:rStyle w:val="Hyperlink"/>
           </w:rPr>
-          <w:t xml:space="preserve"> </w:t>
-        </w:r>
-        <w:r>
-          <w:rPr>
-            <w:rStyle w:val="Hyperlink"/>
-          </w:rPr>
-          <w:t>400</w:t>
+          <w:t>ak-courts.info/shsap400</w:t>
         </w:r>
       </w:hyperlink>
-      <w:r>
-        <w:br/>
-      </w:r>
-      <w:r>
-        <w:t>courts.alaska.gov/shc/appeals/docs/SHS_AP_400.doc</w:t>
-      </w:r>
       <w:r>
         <w:br/>
         <w:t xml:space="preserve">Name it “Motion to Dismiss because of Settlement Agreement” </w:t>
@@ -195,36 +204,51 @@
         <w:t>Memorandum</w:t>
       </w:r>
       <w:r>
-        <w:t xml:space="preserve"> </w:t>
-      </w:r>
-      <w:hyperlink r:id="rId9" w:tgtFrame="_blank" w:history="1">
+        <w:rPr>
+          <w:b/>
+        </w:rPr>
+        <w:t>, SHS-AP 410</w:t>
+      </w:r>
+      <w:r>
+        <w:t xml:space="preserve"> </w:t>
+      </w:r>
+      <w:r>
+        <w:t>[</w:t>
+      </w:r>
+      <w:hyperlink r:id="rId10" w:tgtFrame="_blank" w:history="1">
         <w:r>
           <w:rPr>
             <w:rStyle w:val="Hyperlink"/>
           </w:rPr>
-          <w:t>SHS-AP</w:t>
+          <w:t>Word document</w:t>
+        </w:r>
+      </w:hyperlink>
+      <w:r>
+        <w:rPr>
+          <w:rStyle w:val="Hyperlink"/>
+          <w:color w:val="auto"/>
+        </w:rPr>
+        <w:t>]</w:t>
+      </w:r>
+      <w:r>
+        <w:br/>
+      </w:r>
+      <w:hyperlink r:id="rId11" w:history="1">
+        <w:r>
+          <w:rPr>
+            <w:rStyle w:val="Hyperlink"/>
+          </w:rPr>
+          <w:t>ak-courts.info/shsap4</w:t>
         </w:r>
         <w:r>
           <w:rPr>
             <w:rStyle w:val="Hyperlink"/>
           </w:rPr>
-          <w:t xml:space="preserve"> </w:t>
-        </w:r>
-        <w:r>
-          <w:rPr>
-            <w:rStyle w:val="Hyperlink"/>
-          </w:rPr>
-          <w:t>410</w:t>
+          <w:t>10</w:t>
         </w:r>
       </w:hyperlink>
       <w:r>
-        <w:br/>
-      </w:r>
-      <w:r>
-        <w:t>courts.alaska.gov/shc/appeals/docs/SHS_AP_410.doc</w:t>
-      </w:r>
-      <w:r>
-        <w:t xml:space="preserve">; and </w:t>
+        <w:t xml:space="preserve"> and </w:t>
       </w:r>
     </w:p>
     <w:p>
@@ -243,30 +267,53 @@
         <w:t>Order</w:t>
       </w:r>
       <w:r>
-        <w:t xml:space="preserve"> </w:t>
-      </w:r>
-      <w:hyperlink r:id="rId10" w:tgtFrame="_blank" w:history="1">
+        <w:rPr>
+          <w:b/>
+        </w:rPr>
+        <w:t>, SHS-AP 420</w:t>
+      </w:r>
+      <w:r>
+        <w:t xml:space="preserve"> </w:t>
+      </w:r>
+      <w:r>
+        <w:t>[</w:t>
+      </w:r>
+      <w:hyperlink r:id="rId12" w:tgtFrame="_blank" w:history="1">
         <w:r>
           <w:rPr>
             <w:rStyle w:val="Hyperlink"/>
           </w:rPr>
-          <w:t>SHS-AP</w:t>
+          <w:t>Word document</w:t>
         </w:r>
+      </w:hyperlink>
+      <w:r>
+        <w:rPr>
+          <w:rStyle w:val="Hyperlink"/>
+          <w:color w:val="auto"/>
+        </w:rPr>
+        <w:t>]</w:t>
+      </w:r>
+      <w:r>
+        <w:rPr>
+          <w:rStyle w:val="Hyperlink"/>
+          <w:color w:val="auto"/>
+        </w:rPr>
+        <w:br/>
+      </w:r>
+      <w:hyperlink r:id="rId13" w:history="1">
         <w:r>
           <w:rPr>
             <w:rStyle w:val="Hyperlink"/>
           </w:rPr>
-          <w:t xml:space="preserve"> </w:t>
-        </w:r>
-        <w:r>
-          <w:rPr>
-            <w:rStyle w:val="Hyperlink"/>
-          </w:rPr>
-          <w:t>420</w:t>
+          <w:t>ak-courts.info/shsap420</w:t>
         </w:r>
       </w:hyperlink>
       <w:r>
-        <w:t xml:space="preserve"> </w:t>
+        <w:rPr>
+          <w:rStyle w:val="Hyperlink"/>
+          <w:color w:val="auto"/>
+        </w:rPr>
+        <w:br/>
       </w:r>
       <w:r>
         <w:t>telling</w:t>
@@ -354,36 +401,70 @@
         <w:rPr>
           <w:b/>
         </w:rPr>
-        <w:t>response</w:t>
-      </w:r>
-      <w:r>
+        <w:t>R</w:t>
+      </w:r>
+      <w:r>
+        <w:rPr>
+          <w:b/>
+        </w:rPr>
+        <w:t>esponse</w:t>
+      </w:r>
+      <w:r>
+        <w:rPr>
+          <w:b/>
+          <w:bCs/>
+        </w:rPr>
         <w:t>,</w:t>
       </w:r>
       <w:r>
-        <w:t xml:space="preserve"> </w:t>
-      </w:r>
-      <w:hyperlink r:id="rId11" w:tgtFrame="_blank" w:history="1">
+        <w:rPr>
+          <w:b/>
+          <w:bCs/>
+        </w:rPr>
+        <w:t xml:space="preserve"> SHS-AP 440</w:t>
+      </w:r>
+      <w:r>
+        <w:t xml:space="preserve"> </w:t>
+      </w:r>
+      <w:r>
+        <w:t>[</w:t>
+      </w:r>
+      <w:hyperlink r:id="rId14" w:tgtFrame="_blank" w:history="1">
         <w:r>
           <w:rPr>
             <w:rStyle w:val="Hyperlink"/>
           </w:rPr>
-          <w:t>SHS-AP</w:t>
+          <w:t>Word document</w:t>
         </w:r>
+      </w:hyperlink>
+      <w:r>
+        <w:rPr>
+          <w:rStyle w:val="Hyperlink"/>
+          <w:color w:val="auto"/>
+        </w:rPr>
+        <w:t>]</w:t>
+      </w:r>
+      <w:r>
+        <w:rPr>
+          <w:rStyle w:val="Hyperlink"/>
+          <w:color w:val="auto"/>
+        </w:rPr>
+        <w:br/>
+      </w:r>
+      <w:hyperlink r:id="rId15" w:history="1">
         <w:r>
           <w:rPr>
             <w:rStyle w:val="Hyperlink"/>
           </w:rPr>
-          <w:t xml:space="preserve"> </w:t>
-        </w:r>
-        <w:r>
-          <w:rPr>
-            <w:rStyle w:val="Hyperlink"/>
-          </w:rPr>
-          <w:t>440</w:t>
+          <w:t>ak-courts.info/shsap440</w:t>
         </w:r>
       </w:hyperlink>
       <w:r>
-        <w:t xml:space="preserve">, </w:t>
+        <w:rPr>
+          <w:rStyle w:val="Hyperlink"/>
+          <w:color w:val="auto"/>
+        </w:rPr>
+        <w:br/>
       </w:r>
       <w:r>
         <w:t>telling</w:t>
@@ -411,15 +492,6 @@
       </w:r>
       <w:r>
         <w:t>agree.</w:t>
-      </w:r>
-      <w:r>
-        <w:br/>
-      </w:r>
-      <w:r>
-        <w:t>courts.alaska.gov/shc/appeals/docs/SHS_AP_420.doc</w:t>
-      </w:r>
-      <w:r>
-        <w:t xml:space="preserve"> </w:t>
       </w:r>
       <w:r>
         <w:br/>
@@ -595,130 +667,6 @@
       </w:r>
       <w:r>
         <w:t>file:</w:t>
-      </w:r>
-      <w:r>
-        <w:t xml:space="preserve"> </w:t>
-      </w:r>
-    </w:p>
-    <w:p>
-      <w:pPr>
-        <w:pStyle w:val="Body"/>
-      </w:pPr>
-      <w:r>
-        <w:rPr>
-          <w:b/>
-          <w:color w:val="000000"/>
-        </w:rPr>
-        <w:t>Agreement</w:t>
-      </w:r>
-      <w:r>
-        <w:t xml:space="preserve"> </w:t>
-      </w:r>
-      <w:r>
-        <w:rPr>
-          <w:b/>
-        </w:rPr>
-        <w:t>&amp;</w:t>
-      </w:r>
-      <w:r>
-        <w:rPr>
-          <w:b/>
-        </w:rPr>
-        <w:t xml:space="preserve"> </w:t>
-      </w:r>
-      <w:r>
-        <w:rPr>
-          <w:b/>
-        </w:rPr>
-        <w:t>Order,</w:t>
-      </w:r>
-      <w:r>
-        <w:rPr>
-          <w:b/>
-        </w:rPr>
-        <w:t xml:space="preserve"> </w:t>
-      </w:r>
-      <w:r>
-        <w:rPr>
-          <w:b/>
-        </w:rPr>
-        <w:t>SHC-1061</w:t>
-      </w:r>
-      <w:r>
-        <w:br/>
-        <w:t xml:space="preserve">as a </w:t>
-      </w:r>
-      <w:hyperlink r:id="rId12" w:tgtFrame="_blank" w:history="1">
-        <w:r>
-          <w:rPr>
-            <w:rStyle w:val="Hyperlink"/>
-            <w:color w:val="006699"/>
-          </w:rPr>
-          <w:t>Word</w:t>
-        </w:r>
-      </w:hyperlink>
-      <w:r>
-        <w:rPr>
-          <w:rStyle w:val="Hyperlink"/>
-          <w:color w:val="006699"/>
-        </w:rPr>
-        <w:t xml:space="preserve"> </w:t>
-      </w:r>
-      <w:hyperlink r:id="rId13" w:history="1">
-        <w:r>
-          <w:rPr>
-            <w:rStyle w:val="Hyperlink"/>
-          </w:rPr>
-          <w:t>file</w:t>
-        </w:r>
-      </w:hyperlink>
-      <w:r>
-        <w:br/>
-        <w:t>courts.alaska.gov/shc/family/docs/shc-1061.docx</w:t>
-      </w:r>
-      <w:r>
-        <w:rPr>
-          <w:rStyle w:val="Hyperlink"/>
-          <w:color w:val="006699"/>
-        </w:rPr>
-        <w:br/>
-      </w:r>
-      <w:r>
-        <w:t>as</w:t>
-      </w:r>
-      <w:r>
-        <w:t xml:space="preserve"> </w:t>
-      </w:r>
-      <w:r>
-        <w:t>a</w:t>
-      </w:r>
-      <w:r>
-        <w:t xml:space="preserve"> </w:t>
-      </w:r>
-      <w:hyperlink r:id="rId14" w:tgtFrame="_blank" w:history="1">
-        <w:r>
-          <w:rPr>
-            <w:rStyle w:val="Hyperlink"/>
-            <w:color w:val="006699"/>
-          </w:rPr>
-          <w:t>PDF</w:t>
-        </w:r>
-      </w:hyperlink>
-      <w:r>
-        <w:rPr>
-          <w:rStyle w:val="Hyperlink"/>
-          <w:color w:val="006699"/>
-        </w:rPr>
-        <w:br/>
-      </w:r>
-      <w:r>
-        <w:t>courts.alaska.gov/shc/family/docs/shc-106</w:t>
-      </w:r>
-      <w:r>
-        <w:t>1</w:t>
-      </w:r>
-      <w:r>
-        <w:t>n.pdf</w:t>
       </w:r>
       <w:r>
         <w:t xml:space="preserve"> </w:t>
@@ -750,13 +698,27 @@
         </w:rPr>
         <w:t xml:space="preserve"> [</w:t>
       </w:r>
-      <w:hyperlink r:id="rId15" w:history="1">
+      <w:hyperlink r:id="rId16" w:history="1">
         <w:r>
           <w:rPr>
             <w:rStyle w:val="Hyperlink"/>
             <w:spacing w:val="0"/>
           </w:rPr>
-          <w:t>Fill in PDF</w:t>
+          <w:t>F</w:t>
+        </w:r>
+        <w:r>
+          <w:rPr>
+            <w:rStyle w:val="Hyperlink"/>
+            <w:spacing w:val="0"/>
+          </w:rPr>
+          <w:t>i</w:t>
+        </w:r>
+        <w:r>
+          <w:rPr>
+            <w:rStyle w:val="Hyperlink"/>
+            <w:spacing w:val="0"/>
+          </w:rPr>
+          <w:t>ll in PDF</w:t>
         </w:r>
       </w:hyperlink>
       <w:r>
@@ -775,7 +737,7 @@
         </w:rPr>
         <w:br/>
       </w:r>
-      <w:hyperlink r:id="rId16" w:history="1">
+      <w:hyperlink r:id="rId17" w:history="1">
         <w:r>
           <w:rPr>
             <w:rStyle w:val="Hyperlink"/>
@@ -787,12 +749,12 @@
       </w:hyperlink>
     </w:p>
     <w:sectPr>
-      <w:headerReference w:type="even" r:id="rId17"/>
-      <w:headerReference w:type="default" r:id="rId18"/>
-      <w:footerReference w:type="even" r:id="rId19"/>
-      <w:footerReference w:type="default" r:id="rId20"/>
-      <w:headerReference w:type="first" r:id="rId21"/>
-      <w:footerReference w:type="first" r:id="rId22"/>
+      <w:headerReference w:type="even" r:id="rId18"/>
+      <w:headerReference w:type="default" r:id="rId19"/>
+      <w:footerReference w:type="even" r:id="rId20"/>
+      <w:footerReference w:type="default" r:id="rId21"/>
+      <w:headerReference w:type="first" r:id="rId22"/>
+      <w:footerReference w:type="first" r:id="rId23"/>
       <w:pgSz w:w="12240" w:h="15840"/>
       <w:pgMar w:top="1440" w:right="1440" w:bottom="1440" w:left="1440" w:header="720" w:footer="720" w:gutter="0"/>
       <w:cols w:space="720"/>
@@ -2793,6 +2755,9 @@
     <w:abstractNumId w:val="0"/>
   </w:num>
   <w:num w:numId="21">
+    <w:abstractNumId w:val="10"/>
+  </w:num>
+  <w:num w:numId="22">
     <w:abstractNumId w:val="10"/>
   </w:num>
   <w:numIdMacAtCleanup w:val="11"/>

--- a/docassemble/AKA2JBranding/data/templates/appeal_contact_parent_content.docx
+++ b/docassemble/AKA2JBranding/data/templates/appeal_contact_parent_content.docx
@@ -103,7 +103,28 @@
         <w:ind w:left="510"/>
       </w:pPr>
       <w:r>
-        <w:t>The person who started the appeal can file:</w:t>
+        <w:t>{</w:t>
+      </w:r>
+      <w:r>
+        <w:t>{</w:t>
+      </w:r>
+      <w:r>
+        <w:t xml:space="preserve"> </w:t>
+      </w:r>
+      <w:r>
+        <w:t>capitalize(other_party_in_case)</w:t>
+      </w:r>
+      <w:r>
+        <w:t xml:space="preserve"> }</w:t>
+      </w:r>
+      <w:r>
+        <w:t>}</w:t>
+      </w:r>
+      <w:r>
+        <w:t xml:space="preserve"> </w:t>
+      </w:r>
+      <w:r>
+        <w:t>can file:</w:t>
       </w:r>
     </w:p>
     <w:p>
@@ -161,7 +182,13 @@
       </w:hyperlink>
       <w:r>
         <w:br/>
-        <w:t xml:space="preserve">Name it “Motion to Dismiss because of Settlement Agreement” </w:t>
+        <w:t>Name it “Motion to Dismiss because of Settlement Agreement</w:t>
+      </w:r>
+      <w:r>
+        <w:t>,</w:t>
+      </w:r>
+      <w:r>
+        <w:t xml:space="preserve">” </w:t>
       </w:r>
     </w:p>
     <w:p>
@@ -238,15 +265,15 @@
           <w:rPr>
             <w:rStyle w:val="Hyperlink"/>
           </w:rPr>
-          <w:t>ak-courts.info/shsap4</w:t>
-        </w:r>
-        <w:r>
-          <w:rPr>
-            <w:rStyle w:val="Hyperlink"/>
-          </w:rPr>
-          <w:t>10</w:t>
+          <w:t>ak-courts.info/shsap410</w:t>
         </w:r>
       </w:hyperlink>
+      <w:r>
+        <w:rPr>
+          <w:rStyle w:val="Hyperlink"/>
+        </w:rPr>
+        <w:t>,</w:t>
+      </w:r>
       <w:r>
         <w:t xml:space="preserve"> and </w:t>
       </w:r>
@@ -550,13 +577,13 @@
         <w:t xml:space="preserve"> </w:t>
       </w:r>
       <w:r>
-        <w:t>custody</w:t>
-      </w:r>
-      <w:r>
-        <w:t xml:space="preserve"> </w:t>
+        <w:t xml:space="preserve">{{ </w:t>
       </w:r>
       <w:r>
         <w:t>case</w:t>
+      </w:r>
+      <w:r>
+        <w:t>_type }}</w:t>
       </w:r>
     </w:p>
     <w:p>
@@ -674,28 +701,34 @@
     </w:p>
     <w:p>
       <w:pPr>
+        <w:pStyle w:val="ListParagraph"/>
+        <w:numPr>
+          <w:ilvl w:val="0"/>
+          <w:numId w:val="1"/>
+        </w:numPr>
+        <w:ind w:left="510"/>
+      </w:pPr>
+      <w:r>
         <w:rPr>
-          <w:rFonts w:ascii="Helvetica" w:eastAsiaTheme="minorHAnsi" w:hAnsi="Helvetica" w:cs="Helvetica"/>
-          <w:sz w:val="24"/>
-          <w:szCs w:val="24"/>
-        </w:rPr>
-      </w:pPr>
-      <w:r>
-        <w:rPr>
-          <w:rFonts w:ascii="Helvetica" w:eastAsiaTheme="minorHAnsi" w:hAnsi="Helvetica" w:cs="Helvetica"/>
           <w:b/>
           <w:bCs/>
-          <w:sz w:val="24"/>
-          <w:szCs w:val="24"/>
         </w:rPr>
-        <w:t>Request to Put Agreement on Record, DR-264</w:t>
+        <w:t xml:space="preserve">Request to </w:t>
       </w:r>
       <w:r>
         <w:rPr>
-          <w:rFonts w:ascii="Helvetica" w:eastAsiaTheme="minorHAnsi" w:hAnsi="Helvetica" w:cs="Helvetica"/>
-          <w:sz w:val="24"/>
-          <w:szCs w:val="24"/>
+          <w:b/>
         </w:rPr>
+        <w:t>Put</w:t>
+      </w:r>
+      <w:r>
+        <w:rPr>
+          <w:b/>
+          <w:bCs/>
+        </w:rPr>
+        <w:t xml:space="preserve"> Agreement on Record, DR-264</w:t>
+      </w:r>
+      <w:r>
         <w:t xml:space="preserve"> [</w:t>
       </w:r>
       <w:hyperlink r:id="rId16" w:history="1">
@@ -704,44 +737,19 @@
             <w:rStyle w:val="Hyperlink"/>
             <w:spacing w:val="0"/>
           </w:rPr>
-          <w:t>F</w:t>
-        </w:r>
-        <w:r>
-          <w:rPr>
-            <w:rStyle w:val="Hyperlink"/>
-            <w:spacing w:val="0"/>
-          </w:rPr>
-          <w:t>i</w:t>
-        </w:r>
-        <w:r>
-          <w:rPr>
-            <w:rStyle w:val="Hyperlink"/>
-            <w:spacing w:val="0"/>
-          </w:rPr>
-          <w:t>ll in PDF</w:t>
+          <w:t>Fill in PDF</w:t>
         </w:r>
       </w:hyperlink>
       <w:r>
-        <w:rPr>
-          <w:rFonts w:ascii="Helvetica" w:eastAsiaTheme="minorHAnsi" w:hAnsi="Helvetica" w:cs="Helvetica"/>
-          <w:sz w:val="24"/>
-          <w:szCs w:val="24"/>
-        </w:rPr>
         <w:t>]</w:t>
       </w:r>
       <w:r>
-        <w:rPr>
-          <w:rFonts w:ascii="Helvetica" w:eastAsiaTheme="minorHAnsi" w:hAnsi="Helvetica" w:cs="Helvetica"/>
-          <w:sz w:val="24"/>
-          <w:szCs w:val="24"/>
-        </w:rPr>
         <w:br/>
       </w:r>
       <w:hyperlink r:id="rId17" w:history="1">
         <w:r>
           <w:rPr>
             <w:rStyle w:val="Hyperlink"/>
-            <w:rFonts w:eastAsiaTheme="minorHAnsi"/>
             <w:spacing w:val="0"/>
           </w:rPr>
           <w:t>ak-courts.info/dr264</w:t>
@@ -2758,6 +2766,9 @@
     <w:abstractNumId w:val="10"/>
   </w:num>
   <w:num w:numId="22">
+    <w:abstractNumId w:val="10"/>
+  </w:num>
+  <w:num w:numId="23">
     <w:abstractNumId w:val="10"/>
   </w:num>
   <w:numIdMacAtCleanup w:val="11"/>
